--- a/收录（翻唱）曲/WS/~惑星ループ.docx
+++ b/收录（翻唱）曲/WS/~惑星ループ.docx
@@ -22,8 +22,6 @@
           <w:lang w:eastAsia="ja-JP"/>
         </w:rPr>
       </w:pPr>
-      <w:bookmarkStart w:id="0" w:name="_GoBack"/>
-      <w:bookmarkEnd w:id="0"/>
       <w:r>
         <w:rPr>
           <w:rFonts w:hint="eastAsia" w:ascii="MS Mincho" w:hAnsi="MS Mincho" w:eastAsia="MS Mincho" w:cs="MS Mincho"/>
@@ -3368,7 +3366,35 @@
           <w:shd w:val="clear" w:color="auto" w:fill="auto"/>
           <w:lang w:val="en-US" w:eastAsia="zh-CN" w:bidi="ar"/>
         </w:rPr>
-        <w:instrText xml:space="preserve">(うちゅう),宇宙)</w:instrText>
+        <w:instrText xml:space="preserve">(</w:instrText>
+      </w:r>
+      <w:r>
+        <w:rPr>
+          <w:rFonts w:hint="eastAsia" w:ascii="MS Mincho" w:hAnsi="MS Mincho" w:eastAsia="MS Mincho" w:cs="MS Mincho"/>
+          <w:b w:val="0"/>
+          <w:bCs w:val="0"/>
+          <w:color w:val="auto"/>
+          <w:kern w:val="0"/>
+          <w:sz w:val="21"/>
+          <w:szCs w:val="21"/>
+          <w:shd w:val="clear" w:color="auto" w:fill="auto"/>
+          <w:lang w:val="en-US" w:eastAsia="ja-JP" w:bidi="ar"/>
+        </w:rPr>
+        <w:instrText xml:space="preserve">そら</w:instrText>
+      </w:r>
+      <w:r>
+        <w:rPr>
+          <w:rFonts w:hint="eastAsia" w:ascii="MS Mincho" w:hAnsi="MS Mincho" w:eastAsia="MS Mincho" w:cs="MS Mincho"/>
+          <w:b w:val="0"/>
+          <w:bCs w:val="0"/>
+          <w:color w:val="auto"/>
+          <w:kern w:val="0"/>
+          <w:sz w:val="21"/>
+          <w:szCs w:val="21"/>
+          <w:shd w:val="clear" w:color="auto" w:fill="auto"/>
+          <w:lang w:val="en-US" w:eastAsia="zh-CN" w:bidi="ar"/>
+        </w:rPr>
+        <w:instrText xml:space="preserve">),宇宙)</w:instrText>
       </w:r>
       <w:r>
         <w:rPr>
@@ -20458,6 +20484,8 @@
         </w:rPr>
         <w:tab/>
       </w:r>
+      <w:bookmarkStart w:id="0" w:name="_GoBack"/>
+      <w:bookmarkEnd w:id="0"/>
       <w:r>
         <w:rPr>
           <w:rFonts w:hint="eastAsia" w:ascii="楷体" w:hAnsi="楷体" w:eastAsia="楷体" w:cs="楷体"/>
